--- a/Результаты/Лабораторная_14_Системы_управления.docx
+++ b/Результаты/Лабораторная_14_Системы_управления.docx
@@ -31,7 +31,7 @@
     </w:p>
     <w:p>
       <w:r>
-        <w:t>Замкнуть Buck-преобразователь обратной связью по напряжению, настроить ПИ-регулятор и проверить качество переходных процессов при возмущениях.</w:t>
+        <w:t>Замкнуть Buck обратной связью по напряжению, настроить ПИ-регулятор и проверить качество переходных процессов при возмущениях.</w:t>
       </w:r>
     </w:p>
     <w:p>
@@ -39,7 +39,158 @@
         <w:pStyle w:val="Heading2"/>
       </w:pPr>
       <w:r>
-        <w:t>Инструменты</w:t>
+        <w:t>Теория и расчёт (до симуляции)</w:t>
+      </w:r>
+    </w:p>
+    <w:p>
+      <w:r>
+        <w:t xml:space="preserve">Цель: частота среза </w:t>
+      </w:r>
+      <w:r>
+        <w:rPr>
+          <w:rFonts w:ascii="Consolas" w:hAnsi="Consolas"/>
+          <w:color w:val="C03030"/>
+          <w:sz w:val="20"/>
+        </w:rPr>
+        <w:t>f_c = f_sw/10 = 10 кГц</w:t>
+      </w:r>
+      <w:r>
+        <w:t xml:space="preserve">, запас по фазе </w:t>
+      </w:r>
+      <w:r>
+        <w:rPr>
+          <w:rFonts w:ascii="Consolas" w:hAnsi="Consolas"/>
+          <w:color w:val="C03030"/>
+          <w:sz w:val="20"/>
+        </w:rPr>
+        <w:t>PM ≈ 60°</w:t>
+      </w:r>
+      <w:r>
+        <w:t>.</w:t>
+      </w:r>
+    </w:p>
+    <w:p>
+      <w:r>
+        <w:t xml:space="preserve">Buck (из ЛР-09): </w:t>
+      </w:r>
+      <w:r>
+        <w:rPr>
+          <w:rFonts w:ascii="Consolas" w:hAnsi="Consolas"/>
+          <w:color w:val="C03030"/>
+          <w:sz w:val="20"/>
+        </w:rPr>
+        <w:t>U_вх = 24 В</w:t>
+      </w:r>
+      <w:r>
+        <w:t xml:space="preserve">, </w:t>
+      </w:r>
+      <w:r>
+        <w:rPr>
+          <w:rFonts w:ascii="Consolas" w:hAnsi="Consolas"/>
+          <w:color w:val="C03030"/>
+          <w:sz w:val="20"/>
+        </w:rPr>
+        <w:t>U_вых = 12 В</w:t>
+      </w:r>
+      <w:r>
+        <w:t xml:space="preserve">, </w:t>
+      </w:r>
+      <w:r>
+        <w:rPr>
+          <w:rFonts w:ascii="Consolas" w:hAnsi="Consolas"/>
+          <w:color w:val="C03030"/>
+          <w:sz w:val="20"/>
+        </w:rPr>
+        <w:t>L = 100 мкГн</w:t>
+      </w:r>
+      <w:r>
+        <w:t xml:space="preserve">, </w:t>
+      </w:r>
+      <w:r>
+        <w:rPr>
+          <w:rFonts w:ascii="Consolas" w:hAnsi="Consolas"/>
+          <w:color w:val="C03030"/>
+          <w:sz w:val="20"/>
+        </w:rPr>
+        <w:t>C = 22 мкФ</w:t>
+      </w:r>
+      <w:r>
+        <w:t xml:space="preserve">, </w:t>
+      </w:r>
+      <w:r>
+        <w:rPr>
+          <w:rFonts w:ascii="Consolas" w:hAnsi="Consolas"/>
+          <w:color w:val="C03030"/>
+          <w:sz w:val="20"/>
+        </w:rPr>
+        <w:t>R = 6 Ом</w:t>
+      </w:r>
+      <w:r>
+        <w:t xml:space="preserve">, </w:t>
+      </w:r>
+      <w:r>
+        <w:rPr>
+          <w:rFonts w:ascii="Consolas" w:hAnsi="Consolas"/>
+          <w:color w:val="C03030"/>
+          <w:sz w:val="20"/>
+        </w:rPr>
+        <w:t>f_sw = 100 кГц</w:t>
+      </w:r>
+      <w:r>
+        <w:t>.</w:t>
+      </w:r>
+    </w:p>
+    <w:p>
+      <w:r>
+        <w:t xml:space="preserve">Резонанс LC-фильтра: </w:t>
+      </w:r>
+      <w:r>
+        <w:rPr>
+          <w:rFonts w:ascii="Consolas" w:hAnsi="Consolas"/>
+          <w:color w:val="C03030"/>
+          <w:sz w:val="20"/>
+        </w:rPr>
+        <w:t>f_LC = 1/(2π√(LC)) = 1/(2π√(100e-6·22e-6)) ≈ 3.4 кГц</w:t>
+      </w:r>
+      <w:r>
+        <w:t>.</w:t>
+      </w:r>
+    </w:p>
+    <w:p>
+      <w:r>
+        <w:t>────────────────────────────────────────</w:t>
+      </w:r>
+    </w:p>
+    <w:p>
+      <w:pPr>
+        <w:pStyle w:val="Heading2"/>
+      </w:pPr>
+      <w:r>
+        <w:t>Часть A. Схема (Simulink)</w:t>
+      </w:r>
+    </w:p>
+    <w:p>
+      <w:pPr>
+        <w:pStyle w:val="Heading3"/>
+      </w:pPr>
+      <w:r>
+        <w:t>A1. Силовая часть</w:t>
+      </w:r>
+    </w:p>
+    <w:p>
+      <w:r>
+        <w:t xml:space="preserve">Соберите Buck из ЛР-09 (или используйте усреднённую модель </w:t>
+      </w:r>
+      <w:r>
+        <w:rPr>
+          <w:rFonts w:ascii="Consolas" w:hAnsi="Consolas"/>
+          <w:color w:val="C03030"/>
+          <w:sz w:val="20"/>
+        </w:rPr>
+        <w:t>Average-Value DC-DC</w:t>
+      </w:r>
+      <w:r>
+        <w:t>).</w:t>
       </w:r>
     </w:p>
     <w:p>
@@ -47,7 +198,154 @@
         <w:pStyle w:val="ListBullet"/>
       </w:pPr>
       <w:r>
-        <w:t>MATLAB/Simulink (модель Buck + ПИ + ШИМ; Linear Analysis/Bode) — предпочтительно.</w:t>
+        <w:rPr>
+          <w:rFonts w:ascii="Consolas" w:hAnsi="Consolas"/>
+          <w:color w:val="C03030"/>
+          <w:sz w:val="20"/>
+        </w:rPr>
+        <w:t>L = 100 мкГн</w:t>
+      </w:r>
+      <w:r>
+        <w:t xml:space="preserve">, </w:t>
+      </w:r>
+      <w:r>
+        <w:rPr>
+          <w:rFonts w:ascii="Consolas" w:hAnsi="Consolas"/>
+          <w:color w:val="C03030"/>
+          <w:sz w:val="20"/>
+        </w:rPr>
+        <w:t>C = 22 мкФ</w:t>
+      </w:r>
+      <w:r>
+        <w:t xml:space="preserve">, </w:t>
+      </w:r>
+      <w:r>
+        <w:rPr>
+          <w:rFonts w:ascii="Consolas" w:hAnsi="Consolas"/>
+          <w:color w:val="C03030"/>
+          <w:sz w:val="20"/>
+        </w:rPr>
+        <w:t>R = 6 Ом</w:t>
+      </w:r>
+      <w:r>
+        <w:t xml:space="preserve">, опора </w:t>
+      </w:r>
+      <w:r>
+        <w:rPr>
+          <w:rFonts w:ascii="Consolas" w:hAnsi="Consolas"/>
+          <w:color w:val="C03030"/>
+          <w:sz w:val="20"/>
+        </w:rPr>
+        <w:t>U_ref = 12 В</w:t>
+      </w:r>
+      <w:r>
+        <w:t>.</w:t>
+      </w:r>
+    </w:p>
+    <w:p>
+      <w:pPr>
+        <w:pStyle w:val="Heading3"/>
+      </w:pPr>
+      <w:r>
+        <w:t>A2. Контур управления</w:t>
+      </w:r>
+    </w:p>
+    <w:p>
+      <w:pPr>
+        <w:pStyle w:val="ListNumber"/>
+      </w:pPr>
+      <w:r>
+        <w:t xml:space="preserve">Датчик </w:t>
+      </w:r>
+      <w:r>
+        <w:rPr>
+          <w:rFonts w:ascii="Consolas" w:hAnsi="Consolas"/>
+          <w:color w:val="C03030"/>
+          <w:sz w:val="20"/>
+        </w:rPr>
+        <w:t>U_вых</w:t>
+      </w:r>
+      <w:r>
+        <w:t xml:space="preserve"> → сумматор: </w:t>
+      </w:r>
+      <w:r>
+        <w:rPr>
+          <w:rFonts w:ascii="Consolas" w:hAnsi="Consolas"/>
+          <w:color w:val="C03030"/>
+          <w:sz w:val="20"/>
+        </w:rPr>
+        <w:t>e = U_ref − U_вых</w:t>
+      </w:r>
+      <w:r>
+        <w:t>.</w:t>
+      </w:r>
+    </w:p>
+    <w:p>
+      <w:pPr>
+        <w:pStyle w:val="ListNumber"/>
+      </w:pPr>
+      <w:r>
+        <w:t xml:space="preserve">ПИ-регулятор: </w:t>
+      </w:r>
+      <w:r>
+        <w:rPr>
+          <w:rFonts w:ascii="Consolas" w:hAnsi="Consolas"/>
+          <w:color w:val="C03030"/>
+          <w:sz w:val="20"/>
+        </w:rPr>
+        <w:t>PID Controller</w:t>
+      </w:r>
+      <w:r>
+        <w:t xml:space="preserve"> (тип PI). Начальные </w:t>
+      </w:r>
+      <w:r>
+        <w:rPr>
+          <w:rFonts w:ascii="Consolas" w:hAnsi="Consolas"/>
+          <w:color w:val="C03030"/>
+          <w:sz w:val="20"/>
+        </w:rPr>
+        <w:t>K_p = 0.01</w:t>
+      </w:r>
+      <w:r>
+        <w:t xml:space="preserve">, </w:t>
+      </w:r>
+      <w:r>
+        <w:rPr>
+          <w:rFonts w:ascii="Consolas" w:hAnsi="Consolas"/>
+          <w:color w:val="C03030"/>
+          <w:sz w:val="20"/>
+        </w:rPr>
+        <w:t>K_i = 50</w:t>
+      </w:r>
+      <w:r>
+        <w:t xml:space="preserve"> (затем уточнить).</w:t>
+      </w:r>
+    </w:p>
+    <w:p>
+      <w:pPr>
+        <w:pStyle w:val="ListNumber"/>
+      </w:pPr>
+      <w:r>
+        <w:t xml:space="preserve">Выход регулятора → ограничитель [0…1] → </w:t>
+      </w:r>
+      <w:r>
+        <w:rPr>
+          <w:rFonts w:ascii="Consolas" w:hAnsi="Consolas"/>
+          <w:color w:val="C03030"/>
+          <w:sz w:val="20"/>
+        </w:rPr>
+        <w:t>PWM Generator</w:t>
+      </w:r>
+      <w:r>
+        <w:t xml:space="preserve"> (несущая 100 кГц).</w:t>
+      </w:r>
+    </w:p>
+    <w:p>
+      <w:pPr>
+        <w:pStyle w:val="Heading3"/>
+      </w:pPr>
+      <w:r>
+        <w:t>A3. Решатель</w:t>
       </w:r>
     </w:p>
     <w:p>
@@ -55,7 +353,42 @@
         <w:pStyle w:val="ListBullet"/>
       </w:pPr>
       <w:r>
-        <w:t>LTspice (поведенческая модель регулятора).</w:t>
+        <w:rPr>
+          <w:rFonts w:ascii="Consolas" w:hAnsi="Consolas"/>
+          <w:color w:val="C03030"/>
+          <w:sz w:val="20"/>
+        </w:rPr>
+        <w:t>ode23tb</w:t>
+      </w:r>
+      <w:r>
+        <w:t xml:space="preserve">, Max step </w:t>
+      </w:r>
+      <w:r>
+        <w:rPr>
+          <w:rFonts w:ascii="Consolas" w:hAnsi="Consolas"/>
+          <w:color w:val="C03030"/>
+          <w:sz w:val="20"/>
+        </w:rPr>
+        <w:t>1e-7</w:t>
+      </w:r>
+      <w:r>
+        <w:t xml:space="preserve">, Stop time </w:t>
+      </w:r>
+      <w:r>
+        <w:rPr>
+          <w:rFonts w:ascii="Consolas" w:hAnsi="Consolas"/>
+          <w:color w:val="C03030"/>
+          <w:sz w:val="20"/>
+        </w:rPr>
+        <w:t>0.02</w:t>
+      </w:r>
+      <w:r>
+        <w:t>.</w:t>
+      </w:r>
+    </w:p>
+    <w:p>
+      <w:r>
+        <w:t>────────────────────────────────────────</w:t>
       </w:r>
     </w:p>
     <w:p>
@@ -63,7 +396,15 @@
         <w:pStyle w:val="Heading2"/>
       </w:pPr>
       <w:r>
-        <w:t>Задание</w:t>
+        <w:t>Часть B. Настройка и анализ устойчивости</w:t>
+      </w:r>
+    </w:p>
+    <w:p>
+      <w:pPr>
+        <w:pStyle w:val="Heading3"/>
+      </w:pPr>
+      <w:r>
+        <w:t>B1. Bode разомкнутого контура</w:t>
       </w:r>
     </w:p>
     <w:p>
@@ -71,7 +412,18 @@
         <w:pStyle w:val="ListNumber"/>
       </w:pPr>
       <w:r>
-        <w:t>Возьмите Buck из ЛР-09. Добавьте датчик напряжения, опорное U_ref, сумматор ошибки, ПИ-регулятор, ШИМ-компаратор.</w:t>
+        <w:t xml:space="preserve">Используйте </w:t>
+      </w:r>
+      <w:r>
+        <w:rPr>
+          <w:rFonts w:ascii="Consolas" w:hAnsi="Consolas"/>
+          <w:color w:val="C03030"/>
+          <w:sz w:val="20"/>
+        </w:rPr>
+        <w:t>Linear Analysis</w:t>
+      </w:r>
+      <w:r>
+        <w:t xml:space="preserve"> (Model Linearizer): задайте точки input/output вокруг контура.</w:t>
       </w:r>
     </w:p>
     <w:p>
@@ -79,7 +431,51 @@
         <w:pStyle w:val="ListNumber"/>
       </w:pPr>
       <w:r>
-        <w:t>Постройте ЛАЧХ/ЛФЧХ разомкнутого контура. Настройте K_p, K_i на f_c ≈ f_sw/10 и PM ≈ 60°.</w:t>
+        <w:t xml:space="preserve">Постройте ЛАЧХ/ЛФЧХ. Подберите </w:t>
+      </w:r>
+      <w:r>
+        <w:rPr>
+          <w:rFonts w:ascii="Consolas" w:hAnsi="Consolas"/>
+          <w:color w:val="C03030"/>
+          <w:sz w:val="20"/>
+        </w:rPr>
+        <w:t>K_p</w:t>
+      </w:r>
+      <w:r>
+        <w:t xml:space="preserve">, </w:t>
+      </w:r>
+      <w:r>
+        <w:rPr>
+          <w:rFonts w:ascii="Consolas" w:hAnsi="Consolas"/>
+          <w:color w:val="C03030"/>
+          <w:sz w:val="20"/>
+        </w:rPr>
+        <w:t>K_i</w:t>
+      </w:r>
+      <w:r>
+        <w:t xml:space="preserve"> так, чтобы </w:t>
+      </w:r>
+      <w:r>
+        <w:rPr>
+          <w:rFonts w:ascii="Consolas" w:hAnsi="Consolas"/>
+          <w:color w:val="C03030"/>
+          <w:sz w:val="20"/>
+        </w:rPr>
+        <w:t>f_c ≈ 10 кГц</w:t>
+      </w:r>
+      <w:r>
+        <w:t xml:space="preserve">, </w:t>
+      </w:r>
+      <w:r>
+        <w:rPr>
+          <w:rFonts w:ascii="Consolas" w:hAnsi="Consolas"/>
+          <w:color w:val="C03030"/>
+          <w:sz w:val="20"/>
+        </w:rPr>
+        <w:t>PM ≈ 60°</w:t>
+      </w:r>
+      <w:r>
+        <w:t>.</w:t>
       </w:r>
     </w:p>
     <w:p>
@@ -87,50 +483,92 @@
         <w:pStyle w:val="ListNumber"/>
       </w:pPr>
       <w:r>
-        <w:t xml:space="preserve">Проверьте отработку </w:t>
+        <w:t xml:space="preserve">Можно использовать </w:t>
       </w:r>
       <w:r>
         <w:rPr>
-          <w:b/>
+          <w:rFonts w:ascii="Consolas" w:hAnsi="Consolas"/>
+          <w:color w:val="C03030"/>
+          <w:sz w:val="20"/>
         </w:rPr>
-        <w:t>скачка задания</w:t>
+        <w:t>PID Tuner</w:t>
       </w:r>
       <w:r>
-        <w:t xml:space="preserve"> (step U_ref): время установления, перерегулирование.</w:t>
+        <w:t xml:space="preserve"> (кнопка Tune) для автоподбора.</w:t>
       </w:r>
     </w:p>
     <w:p>
       <w:pPr>
-        <w:pStyle w:val="ListNumber"/>
+        <w:pStyle w:val="Heading3"/>
       </w:pPr>
       <w:r>
-        <w:t xml:space="preserve">Проверьте отработку </w:t>
+        <w:t>B2. Скачок задания</w:t>
+      </w:r>
+    </w:p>
+    <w:p>
+      <w:r>
+        <w:t xml:space="preserve">Задайте </w:t>
       </w:r>
       <w:r>
         <w:rPr>
-          <w:b/>
+          <w:rFonts w:ascii="Consolas" w:hAnsi="Consolas"/>
+          <w:color w:val="C03030"/>
+          <w:sz w:val="20"/>
         </w:rPr>
-        <w:t>скачка нагрузки</w:t>
+        <w:t>U_ref</w:t>
       </w:r>
       <w:r>
-        <w:t xml:space="preserve"> (step тока): провал/выброс напряжения, восстановление.</w:t>
+        <w:t>: 12 → 13 В при t = 5 мс. Измерьте перерегулирование и время установления.</w:t>
       </w:r>
     </w:p>
     <w:p>
       <w:pPr>
-        <w:pStyle w:val="ListNumber"/>
+        <w:pStyle w:val="Heading3"/>
       </w:pPr>
       <w:r>
-        <w:t xml:space="preserve">Проверьте реакцию на </w:t>
+        <w:t>B3. Скачок нагрузки</w:t>
+      </w:r>
+    </w:p>
+    <w:p>
+      <w:r>
+        <w:t xml:space="preserve">Переключите </w:t>
       </w:r>
       <w:r>
         <w:rPr>
-          <w:b/>
+          <w:rFonts w:ascii="Consolas" w:hAnsi="Consolas"/>
+          <w:color w:val="C03030"/>
+          <w:sz w:val="20"/>
         </w:rPr>
-        <w:t>скачок входного напряжения</w:t>
+        <w:t>R</w:t>
       </w:r>
       <w:r>
-        <w:t>.</w:t>
+        <w:t>: 6 → 3 Ом при t = 10 мс (рост тока). Измерьте провал напряжения и время восстановления.</w:t>
+      </w:r>
+    </w:p>
+    <w:p>
+      <w:pPr>
+        <w:pStyle w:val="Heading3"/>
+      </w:pPr>
+      <w:r>
+        <w:t>B4. Скачок входного напряжения</w:t>
+      </w:r>
+    </w:p>
+    <w:p>
+      <w:r>
+        <w:rPr>
+          <w:rFonts w:ascii="Consolas" w:hAnsi="Consolas"/>
+          <w:color w:val="C03030"/>
+          <w:sz w:val="20"/>
+        </w:rPr>
+        <w:t>U_вх</w:t>
+      </w:r>
+      <w:r>
+        <w:t>: 24 → 20 В при t = 15 мс. Проверьте, что выход остаётся 12 В (астатизм за счёт интегратора).</w:t>
+      </w:r>
+    </w:p>
+    <w:p>
+      <w:r>
+        <w:t>────────────────────────────────────────</w:t>
       </w:r>
     </w:p>
     <w:p>
@@ -138,7 +576,7 @@
         <w:pStyle w:val="Heading2"/>
       </w:pPr>
       <w:r>
-        <w:t>Расчётная часть</w:t>
+        <w:t>Таблица результатов</w:t>
       </w:r>
     </w:p>
     <w:p>
@@ -163,17 +601,22 @@
     </w:p>
     <w:p>
       <w:r>
-        <w:t>| Перерегулирование, % | |</w:t>
+        <w:t>| Перерегулирование (скачок задания), % | |</w:t>
       </w:r>
     </w:p>
     <w:p>
       <w:r>
-        <w:t>| Время установления | |</w:t>
+        <w:t>| Время установления, мкс | |</w:t>
       </w:r>
     </w:p>
     <w:p>
       <w:r>
-        <w:t>| Провал при сбросе нагрузки | |</w:t>
+        <w:t>| Провал при сбросе нагрузки, В | |</w:t>
+      </w:r>
+    </w:p>
+    <w:p>
+      <w:r>
+        <w:t>| Статическая ошибка | ≈ 0 |</w:t>
       </w:r>
     </w:p>
     <w:p>
@@ -189,7 +632,29 @@
         <w:pStyle w:val="ListNumber"/>
       </w:pPr>
       <w:r>
-        <w:t>Как K_p и K_i влияют на быстродействие и устойчивость?</w:t>
+        <w:t xml:space="preserve">Как </w:t>
+      </w:r>
+      <w:r>
+        <w:rPr>
+          <w:rFonts w:ascii="Consolas" w:hAnsi="Consolas"/>
+          <w:color w:val="C03030"/>
+          <w:sz w:val="20"/>
+        </w:rPr>
+        <w:t>K_p</w:t>
+      </w:r>
+      <w:r>
+        <w:t xml:space="preserve"> и </w:t>
+      </w:r>
+      <w:r>
+        <w:rPr>
+          <w:rFonts w:ascii="Consolas" w:hAnsi="Consolas"/>
+          <w:color w:val="C03030"/>
+          <w:sz w:val="20"/>
+        </w:rPr>
+        <w:t>K_i</w:t>
+      </w:r>
+      <w:r>
+        <w:t xml:space="preserve"> влияют на быстродействие и устойчивость?</w:t>
       </w:r>
     </w:p>
     <w:p>
@@ -197,7 +662,18 @@
         <w:pStyle w:val="ListNumber"/>
       </w:pPr>
       <w:r>
-        <w:t>Почему слишком высокая f_c опасна?</w:t>
+        <w:t xml:space="preserve">Почему слишком высокая </w:t>
+      </w:r>
+      <w:r>
+        <w:rPr>
+          <w:rFonts w:ascii="Consolas" w:hAnsi="Consolas"/>
+          <w:color w:val="C03030"/>
+          <w:sz w:val="20"/>
+        </w:rPr>
+        <w:t>f_c</w:t>
+      </w:r>
+      <w:r>
+        <w:t xml:space="preserve"> опасна?</w:t>
       </w:r>
     </w:p>
     <w:p>
@@ -210,6 +686,14 @@
     </w:p>
     <w:p>
       <w:pPr>
+        <w:pStyle w:val="ListNumber"/>
+      </w:pPr>
+      <w:r>
+        <w:t>Почему интегратор обнуляет статическую ошибку?</w:t>
+      </w:r>
+    </w:p>
+    <w:p>
+      <w:pPr>
         <w:pStyle w:val="Heading2"/>
       </w:pPr>
       <w:r>
@@ -218,7 +702,7 @@
     </w:p>
     <w:p>
       <w:r>
-        <w:t>Цель → структура управления → Bode-диаграмма → переходные процессы → таблица показателей → выводы.</w:t>
+        <w:t>Цель → расчёт → структура управления → Bode → переходные процессы → таблица → выводы.</w:t>
       </w:r>
     </w:p>
     <w:sectPr>
